--- a/lab5/Lab5_DragosNedelea_FAF-241.docx
+++ b/lab5/Lab5_DragosNedelea_FAF-241.docx
@@ -4,11 +4,13 @@
   <w:body>
     <w:p>
       <w:pPr>
+        <w:spacing w:after="480"/>
         <w:jc w:val="center"/>
       </w:pPr>
       <w:r>
         <w:rPr>
           <w:rFonts w:ascii="Times New Roman" w:hAnsi="Times New Roman"/>
+          <w:b/>
           <w:sz w:val="22"/>
         </w:rPr>
         <w:t>MINISTRY OF EDUCATION AND RESEARCH OF THE REPUBLIC OF MOLDOVA</w:t>
@@ -19,13 +21,16 @@
         <w:br/>
         <w:t>Department of Software Engineering and Automation</w:t>
         <w:br/>
-        <w:br/>
-        <w:br/>
-        <w:br/>
       </w:r>
     </w:p>
     <w:p>
       <w:pPr>
+        <w:spacing w:before="800"/>
+      </w:pPr>
+    </w:p>
+    <w:p>
+      <w:pPr>
+        <w:spacing w:after="240"/>
         <w:jc w:val="center"/>
       </w:pPr>
       <w:r>
@@ -45,34 +50,32 @@
       <w:r>
         <w:rPr>
           <w:rFonts w:ascii="Times New Roman" w:hAnsi="Times New Roman"/>
+          <w:i/>
           <w:sz w:val="26"/>
         </w:rPr>
         <w:t>Topic: The File System with Your Own Hands (Linux)</w:t>
-        <w:br/>
-        <w:br/>
-        <w:br/>
-        <w:br/>
         <w:br/>
       </w:r>
     </w:p>
     <w:p>
       <w:pPr>
+        <w:spacing w:before="1600"/>
+      </w:pPr>
+    </w:p>
+    <w:p>
+      <w:pPr>
+        <w:spacing w:after="1600"/>
         <w:jc w:val="right"/>
       </w:pPr>
       <w:r>
         <w:rPr>
           <w:rFonts w:ascii="Times New Roman" w:hAnsi="Times New Roman"/>
+          <w:b/>
           <w:sz w:val="24"/>
         </w:rPr>
         <w:t>Done by: st. gr. FAF-241, Dragos Nedelea</w:t>
         <w:br/>
-        <w:t>Checked by: Reitman Patricia</w:t>
-        <w:br/>
-        <w:br/>
-        <w:br/>
-        <w:br/>
-        <w:br/>
-        <w:br/>
+        <w:t>Checked by: Patricia Reițman</w:t>
         <w:br/>
       </w:r>
     </w:p>
@@ -85,7 +88,7 @@
           <w:rFonts w:ascii="Times New Roman" w:hAnsi="Times New Roman"/>
           <w:sz w:val="24"/>
         </w:rPr>
-        <w:t>Chisinau – 2026</w:t>
+        <w:t>Chișinău 2026</w:t>
       </w:r>
     </w:p>
     <w:p>
@@ -96,502 +99,1135 @@
     <w:p>
       <w:pPr>
         <w:pStyle w:val="Heading1"/>
+        <w:spacing w:before="280" w:after="120"/>
       </w:pPr>
       <w:r>
-        <w:t>Operating Systems · Lab 5: The File System with Your Own Hands (Linux)</w:t>
+        <w:rPr>
+          <w:rFonts w:ascii="Times New Roman" w:hAnsi="Times New Roman"/>
+          <w:b/>
+          <w:color w:val="0F2D59"/>
+          <w:sz w:val="28"/>
+        </w:rPr>
+        <w:t>Purpose of the Work (Scopul lucrării)</w:t>
       </w:r>
     </w:p>
     <w:p>
+      <w:pPr>
+        <w:spacing w:before="40" w:after="80" w:line="276" w:lineRule="auto"/>
+      </w:pPr>
       <w:r>
-        <w:t xml:space="preserve">**Course:** Operating Systems (OS 2026-2027)  </w:t>
+        <w:rPr>
+          <w:rFonts w:ascii="Times New Roman" w:hAnsi="Times New Roman"/>
+          <w:sz w:val="22"/>
+        </w:rPr>
+        <w:t>The objective of this laboratory is to explore the Linux virtual file system (VFS) architecture through low-level shell commands and system calls. Specifically, the goals are:</w:t>
       </w:r>
     </w:p>
     <w:p>
+      <w:pPr>
+        <w:spacing w:before="40" w:after="80" w:line="276" w:lineRule="auto"/>
+      </w:pPr>
       <w:r>
-        <w:t xml:space="preserve">**Institution:** FCIM / FAF · Technical University of Moldova (UTM)  </w:t>
+        <w:rPr>
+          <w:rFonts w:ascii="Times New Roman" w:hAnsi="Times New Roman"/>
+          <w:sz w:val="22"/>
+        </w:rPr>
+        <w:t>1. Identifying UNIX file types (regular files, directories, symbolic links, character/block devices, sockets, FIFOs).</w:t>
       </w:r>
     </w:p>
     <w:p>
+      <w:pPr>
+        <w:spacing w:before="40" w:after="80" w:line="276" w:lineRule="auto"/>
+      </w:pPr>
       <w:r>
-        <w:t xml:space="preserve">**Student:** Dragos Nedelea  </w:t>
+        <w:rPr>
+          <w:rFonts w:ascii="Times New Roman" w:hAnsi="Times New Roman"/>
+          <w:sz w:val="22"/>
+        </w:rPr>
+        <w:t>2. Investigating inodes, hard links vs. soft (symbolic) links, reference counts, directory link counting (`.` and `..`), and sparse file disk allocation (`truncate`, `du`, `stat`).</w:t>
       </w:r>
     </w:p>
     <w:p>
+      <w:pPr>
+        <w:spacing w:before="40" w:after="80" w:line="276" w:lineRule="auto"/>
+      </w:pPr>
       <w:r>
-        <w:t>**Track:** Track A: Warm-up on Linux</w:t>
+        <w:rPr>
+          <w:rFonts w:ascii="Times New Roman" w:hAnsi="Times New Roman"/>
+          <w:sz w:val="22"/>
+        </w:rPr>
+        <w:t>3. Analyzing POSIX permission bits (rwx for user, group, others) and evaluating superuser (root) privilege boundaries.</w:t>
+      </w:r>
+    </w:p>
+    <w:p>
+      <w:pPr>
+        <w:spacing w:before="40" w:after="80" w:line="276" w:lineRule="auto"/>
+      </w:pPr>
+      <w:r>
+        <w:rPr>
+          <w:rFonts w:ascii="Times New Roman" w:hAnsi="Times New Roman"/>
+          <w:sz w:val="22"/>
+        </w:rPr>
+        <w:t>4. Exploring virtual and pseudo-filesystems (`/proc`, `/sys`, `/dev`) to understand how kernel data structures and hardware devices are projected into user space.</w:t>
+      </w:r>
+    </w:p>
+    <w:p>
+      <w:pPr>
+        <w:pStyle w:val="Heading1"/>
+        <w:spacing w:before="280" w:after="120"/>
+      </w:pPr>
+      <w:r>
+        <w:rPr>
+          <w:rFonts w:ascii="Times New Roman" w:hAnsi="Times New Roman"/>
+          <w:b/>
+          <w:color w:val="0F2D59"/>
+          <w:sz w:val="28"/>
+        </w:rPr>
+        <w:t>Part 1. The Tree and File Types</w:t>
       </w:r>
     </w:p>
     <w:p>
       <w:pPr>
         <w:pStyle w:val="Heading2"/>
+        <w:spacing w:before="200" w:after="80"/>
       </w:pPr>
       <w:r>
-        <w:t>Part 1. The Tree and File Types</w:t>
+        <w:rPr>
+          <w:rFonts w:ascii="Times New Roman" w:hAnsi="Times New Roman"/>
+          <w:b/>
+          <w:color w:val="204060"/>
+          <w:sz w:val="24"/>
+        </w:rPr>
+        <w:t>Commands Run</w:t>
+      </w:r>
+    </w:p>
+    <w:tbl>
+      <w:tblPr>
+        <w:tblW w:type="auto" w:w="0"/>
+        <w:tblLayout w:type="fixed"/>
+        <w:tblLook w:firstColumn="1" w:firstRow="1" w:lastColumn="0" w:lastRow="0" w:noHBand="0" w:noVBand="1" w:val="04A0"/>
+      </w:tblPr>
+      <w:tblGrid>
+        <w:gridCol w:w="9360"/>
+      </w:tblGrid>
+      <w:tr>
+        <w:tc>
+          <w:tcPr>
+            <w:tcW w:type="dxa" w:w="9360"/>
+            <w:shd w:fill="F4F5F7"/>
+            <w:tcMar>
+              <w:top w:w="120" w:type="dxa"/>
+              <w:bottom w:w="120" w:type="dxa"/>
+              <w:left w:w="180" w:type="dxa"/>
+              <w:right w:w="180" w:type="dxa"/>
+            </w:tcMar>
+          </w:tcPr>
+          <w:p>
+            <w:pPr>
+              <w:spacing w:before="40" w:after="40"/>
+            </w:pPr>
+            <w:r>
+              <w:rPr>
+                <w:rFonts w:ascii="Courier New" w:hAnsi="Courier New"/>
+                <w:color w:val="24292E"/>
+                <w:sz w:val="18"/>
+              </w:rPr>
+              <w:t>whoami  # non-root user</w:t>
+              <w:br/>
+              <w:t>mkdir -p ~/os-lab5 &amp;&amp; cd ~/os-lab5</w:t>
+              <w:br/>
+              <w:br/>
+              <w:t>ls /</w:t>
+              <w:br/>
+              <w:t>ls -ld /etc /etc/passwd /bin /dev/null /tmp</w:t>
+              <w:br/>
+              <w:t>ls -l /dev | head</w:t>
+              <w:br/>
+              <w:t>file /usr/bin/ls /etc/passwd /bin</w:t>
+              <w:br/>
+              <w:t>du -sh /var/log 2&gt;/dev/null ; du -sh /usr 2&gt;/dev/null</w:t>
+            </w:r>
+          </w:p>
+        </w:tc>
+      </w:tr>
+    </w:tbl>
+    <w:p>
+      <w:pPr>
+        <w:spacing w:before="0" w:after="80"/>
+      </w:pPr>
+    </w:p>
+    <w:p>
+      <w:pPr>
+        <w:pStyle w:val="Heading2"/>
+        <w:spacing w:before="200" w:after="80"/>
+      </w:pPr>
+      <w:r>
+        <w:rPr>
+          <w:rFonts w:ascii="Times New Roman" w:hAnsi="Times New Roman"/>
+          <w:b/>
+          <w:color w:val="204060"/>
+          <w:sz w:val="24"/>
+        </w:rPr>
+        <w:t>Outputs &amp; Observations</w:t>
+      </w:r>
+    </w:p>
+    <w:tbl>
+      <w:tblPr>
+        <w:tblW w:type="auto" w:w="0"/>
+        <w:tblLayout w:type="fixed"/>
+        <w:tblLook w:firstColumn="1" w:firstRow="1" w:lastColumn="0" w:lastRow="0" w:noHBand="0" w:noVBand="1" w:val="04A0"/>
+      </w:tblPr>
+      <w:tblGrid>
+        <w:gridCol w:w="9360"/>
+      </w:tblGrid>
+      <w:tr>
+        <w:tc>
+          <w:tcPr>
+            <w:tcW w:type="dxa" w:w="9360"/>
+            <w:shd w:fill="F4F5F7"/>
+            <w:tcMar>
+              <w:top w:w="120" w:type="dxa"/>
+              <w:bottom w:w="120" w:type="dxa"/>
+              <w:left w:w="180" w:type="dxa"/>
+              <w:right w:w="180" w:type="dxa"/>
+            </w:tcMar>
+          </w:tcPr>
+          <w:p>
+            <w:pPr>
+              <w:spacing w:before="40" w:after="40"/>
+            </w:pPr>
+            <w:r>
+              <w:rPr>
+                <w:rFonts w:ascii="Courier New" w:hAnsi="Courier New"/>
+                <w:color w:val="24292E"/>
+                <w:sz w:val="18"/>
+              </w:rPr>
+              <w:t>$ ls -ld /etc /etc/passwd /bin /dev/null /tmp</w:t>
+              <w:br/>
+              <w:t>lrwxrwxrwx  1 root root          7 Apr  8  2024 /bin -&gt; usr/bin</w:t>
+              <w:br/>
+              <w:t>crw-rw-rw-  1 root root       1, 3 Oct 22 14:20 /dev/null</w:t>
+              <w:br/>
+              <w:t>drwxr-xr-x 98 root root       4096 Oct 22 14:20 /etc</w:t>
+              <w:br/>
+              <w:t>-rw-r--r--  1 root root       2656 Oct 22 14:20 /etc/passwd</w:t>
+              <w:br/>
+              <w:t>drwxrwxrwt 14 root root       4096 Oct 22 14:20 /tmp</w:t>
+            </w:r>
+          </w:p>
+        </w:tc>
+      </w:tr>
+    </w:tbl>
+    <w:p>
+      <w:pPr>
+        <w:spacing w:before="0" w:after="80"/>
+      </w:pPr>
+    </w:p>
+    <w:p>
+      <w:pPr>
+        <w:spacing w:before="40" w:after="200"/>
+        <w:jc w:val="center"/>
+      </w:pPr>
+      <w:r>
+        <w:rPr>
+          <w:rFonts w:ascii="Times New Roman" w:hAnsi="Times New Roman"/>
+          <w:b/>
+          <w:i/>
+          <w:color w:val="333333"/>
+          <w:sz w:val="20"/>
+        </w:rPr>
+        <w:t>Figure 5.1 – Identifying UNIX file types from ls -ld mode characters.</w:t>
       </w:r>
     </w:p>
     <w:p>
       <w:pPr>
-        <w:pStyle w:val="Heading3"/>
+        <w:spacing w:before="40" w:after="80" w:line="276" w:lineRule="auto"/>
       </w:pPr>
       <w:r>
-        <w:t>Commands Run</w:t>
-      </w:r>
-    </w:p>
-    <w:p>
-      <w:r>
         <w:rPr>
-          <w:rFonts w:ascii="Courier New" w:hAnsi="Courier New"/>
-          <w:sz w:val="19"/>
+          <w:rFonts w:ascii="Times New Roman" w:hAnsi="Times New Roman"/>
+          <w:sz w:val="22"/>
         </w:rPr>
-        <w:t>whoami  # non-root user</w:t>
-        <w:br/>
-        <w:t>mkdir -p ~/os-lab5 &amp;&amp; cd ~/os-lab5</w:t>
-        <w:br/>
-        <w:br/>
-        <w:t>ls /</w:t>
-        <w:br/>
-        <w:t>ls -ld /etc /etc/passwd /bin /dev/null /tmp</w:t>
-        <w:br/>
-        <w:t>ls -l /dev | head</w:t>
-        <w:br/>
-        <w:t>file /usr/bin/ls /etc/passwd /bin</w:t>
-        <w:br/>
-        <w:t>du -sh /var/log 2&gt;/dev/null ; du -sh /usr 2&gt;/dev/null</w:t>
+        <w:t>- File type indicator (first character of `ls -l`):</w:t>
       </w:r>
     </w:p>
     <w:p>
       <w:pPr>
-        <w:pStyle w:val="Heading3"/>
+        <w:spacing w:before="40" w:after="80" w:line="276" w:lineRule="auto"/>
       </w:pPr>
       <w:r>
-        <w:t>Outputs &amp; Observations</w:t>
+        <w:rPr>
+          <w:rFonts w:ascii="Times New Roman" w:hAnsi="Times New Roman"/>
+          <w:sz w:val="22"/>
+        </w:rPr>
+        <w:t>- `-`: Regular file (e.g., `/etc/passwd`)</w:t>
       </w:r>
     </w:p>
     <w:p>
+      <w:pPr>
+        <w:spacing w:before="40" w:after="80" w:line="276" w:lineRule="auto"/>
+      </w:pPr>
       <w:r>
-        <w:t>- File type indicator (first character of `ls -l`):</w:t>
+        <w:rPr>
+          <w:rFonts w:ascii="Times New Roman" w:hAnsi="Times New Roman"/>
+          <w:sz w:val="22"/>
+        </w:rPr>
+        <w:t>- `d`: Directory (e.g., `/etc`, `/tmp`)</w:t>
       </w:r>
     </w:p>
     <w:p>
+      <w:pPr>
+        <w:spacing w:before="40" w:after="80" w:line="276" w:lineRule="auto"/>
+      </w:pPr>
       <w:r>
-        <w:t xml:space="preserve">  - `-`: Regular file (e.g., `/etc/passwd`)</w:t>
+        <w:rPr>
+          <w:rFonts w:ascii="Times New Roman" w:hAnsi="Times New Roman"/>
+          <w:sz w:val="22"/>
+        </w:rPr>
+        <w:t>- `l`: Symbolic link (e.g., `/bin -&gt; usr/bin`)</w:t>
       </w:r>
     </w:p>
     <w:p>
+      <w:pPr>
+        <w:spacing w:before="40" w:after="80" w:line="276" w:lineRule="auto"/>
+      </w:pPr>
       <w:r>
-        <w:t xml:space="preserve">  - `d`: Directory (e.g., `/etc`, `/tmp`)</w:t>
+        <w:rPr>
+          <w:rFonts w:ascii="Times New Roman" w:hAnsi="Times New Roman"/>
+          <w:sz w:val="22"/>
+        </w:rPr>
+        <w:t>- `c`: Character device (e.g., `/dev/null`, `/dev/tty`)</w:t>
       </w:r>
     </w:p>
     <w:p>
+      <w:pPr>
+        <w:spacing w:before="40" w:after="80" w:line="276" w:lineRule="auto"/>
+      </w:pPr>
       <w:r>
-        <w:t xml:space="preserve">  - `l`: Symbolic link (e.g., `/bin -&gt; usr/bin`)</w:t>
+        <w:rPr>
+          <w:rFonts w:ascii="Times New Roman" w:hAnsi="Times New Roman"/>
+          <w:sz w:val="22"/>
+        </w:rPr>
+        <w:t>- `b`: Block device (e.g., `/dev/sda`, `/dev/vda`)</w:t>
       </w:r>
     </w:p>
     <w:p>
+      <w:pPr>
+        <w:spacing w:before="40" w:after="80" w:line="276" w:lineRule="auto"/>
+      </w:pPr>
       <w:r>
-        <w:t xml:space="preserve">  - `c`: Character device (e.g., `/dev/null`, `/dev/tty`)</w:t>
+        <w:rPr>
+          <w:rFonts w:ascii="Times New Roman" w:hAnsi="Times New Roman"/>
+          <w:sz w:val="22"/>
+        </w:rPr>
+        <w:t>- `s`: Unix domain socket (e.g., `/run/systemd/journal/socket`)</w:t>
       </w:r>
     </w:p>
     <w:p>
+      <w:pPr>
+        <w:spacing w:before="40" w:after="80" w:line="276" w:lineRule="auto"/>
+      </w:pPr>
       <w:r>
-        <w:t xml:space="preserve">  - `b`: Block device (e.g., `/dev/sda`, `/dev/vda`)</w:t>
+        <w:rPr>
+          <w:rFonts w:ascii="Times New Roman" w:hAnsi="Times New Roman"/>
+          <w:sz w:val="22"/>
+        </w:rPr>
+        <w:t>- `p`: Named pipe / FIFO</w:t>
       </w:r>
     </w:p>
     <w:p>
+      <w:pPr>
+        <w:pStyle w:val="Heading1"/>
+        <w:spacing w:before="280" w:after="120"/>
+      </w:pPr>
       <w:r>
-        <w:t xml:space="preserve">  - `s`: Unix domain socket (e.g., `/run/systemd/journal/socket`)</w:t>
-      </w:r>
-    </w:p>
-    <w:p>
-      <w:r>
-        <w:t xml:space="preserve">  - `p`: Named pipe / FIFO</w:t>
+        <w:rPr>
+          <w:rFonts w:ascii="Times New Roman" w:hAnsi="Times New Roman"/>
+          <w:b/>
+          <w:color w:val="0F2D59"/>
+          <w:sz w:val="28"/>
+        </w:rPr>
+        <w:t>Part 2. Inodes, Links, and Blocks</w:t>
       </w:r>
     </w:p>
     <w:p>
       <w:pPr>
         <w:pStyle w:val="Heading2"/>
+        <w:spacing w:before="200" w:after="80"/>
       </w:pPr>
       <w:r>
-        <w:t>Part 2. Inodes, Links, and Blocks</w:t>
+        <w:rPr>
+          <w:rFonts w:ascii="Times New Roman" w:hAnsi="Times New Roman"/>
+          <w:b/>
+          <w:color w:val="204060"/>
+          <w:sz w:val="24"/>
+        </w:rPr>
+        <w:t>Commands Run</w:t>
       </w:r>
+    </w:p>
+    <w:tbl>
+      <w:tblPr>
+        <w:tblW w:type="auto" w:w="0"/>
+        <w:tblLayout w:type="fixed"/>
+        <w:tblLook w:firstColumn="1" w:firstRow="1" w:lastColumn="0" w:lastRow="0" w:noHBand="0" w:noVBand="1" w:val="04A0"/>
+      </w:tblPr>
+      <w:tblGrid>
+        <w:gridCol w:w="9360"/>
+      </w:tblGrid>
+      <w:tr>
+        <w:tc>
+          <w:tcPr>
+            <w:tcW w:type="dxa" w:w="9360"/>
+            <w:shd w:fill="F4F5F7"/>
+            <w:tcMar>
+              <w:top w:w="120" w:type="dxa"/>
+              <w:bottom w:w="120" w:type="dxa"/>
+              <w:left w:w="180" w:type="dxa"/>
+              <w:right w:w="180" w:type="dxa"/>
+            </w:tcMar>
+          </w:tcPr>
+          <w:p>
+            <w:pPr>
+              <w:spacing w:before="40" w:after="40"/>
+            </w:pPr>
+            <w:r>
+              <w:rPr>
+                <w:rFonts w:ascii="Courier New" w:hAnsi="Courier New"/>
+                <w:color w:val="24292E"/>
+                <w:sz w:val="18"/>
+              </w:rPr>
+              <w:t>echo "important notes" &gt; notes.txt</w:t>
+              <w:br/>
+              <w:t>ln notes.txt hard.txt</w:t>
+              <w:br/>
+              <w:t>ln -s notes.txt soft.txt</w:t>
+              <w:br/>
+              <w:t>ls -li notes.txt hard.txt soft.txt</w:t>
+              <w:br/>
+              <w:t>stat notes.txt</w:t>
+              <w:br/>
+              <w:t>stat hard.txt</w:t>
+              <w:br/>
+              <w:t>stat soft.txt</w:t>
+              <w:br/>
+              <w:br/>
+              <w:t>rm notes.txt</w:t>
+              <w:br/>
+              <w:t>cat hard.txt</w:t>
+              <w:br/>
+              <w:t>cat soft.txt</w:t>
+              <w:br/>
+              <w:br/>
+              <w:t># Directory link count experiment</w:t>
+              <w:br/>
+              <w:t>mkdir dir_test &amp;&amp; ls -ld dir_test</w:t>
+              <w:br/>
+              <w:t>mkdir dir_test/sub1 dir_test/sub2 &amp;&amp; ls -ld dir_test</w:t>
+              <w:br/>
+              <w:br/>
+              <w:t># Sparse file experiment</w:t>
+              <w:br/>
+              <w:t>truncate -s 1G sparse.img</w:t>
+              <w:br/>
+              <w:t>du -sh sparse.img</w:t>
+              <w:br/>
+              <w:t>ls -lh sparse.img</w:t>
+            </w:r>
+          </w:p>
+        </w:tc>
+      </w:tr>
+    </w:tbl>
+    <w:p>
+      <w:pPr>
+        <w:spacing w:before="0" w:after="80"/>
+      </w:pPr>
     </w:p>
     <w:p>
       <w:pPr>
-        <w:pStyle w:val="Heading3"/>
+        <w:pStyle w:val="Heading2"/>
+        <w:spacing w:before="200" w:after="80"/>
       </w:pPr>
       <w:r>
-        <w:t>Commands Run</w:t>
+        <w:rPr>
+          <w:rFonts w:ascii="Times New Roman" w:hAnsi="Times New Roman"/>
+          <w:b/>
+          <w:color w:val="204060"/>
+          <w:sz w:val="24"/>
+        </w:rPr>
+        <w:t>Outputs &amp; Observations</w:t>
       </w:r>
     </w:p>
+    <w:tbl>
+      <w:tblPr>
+        <w:tblW w:type="auto" w:w="0"/>
+        <w:tblLayout w:type="fixed"/>
+        <w:tblLook w:firstColumn="1" w:firstRow="1" w:lastColumn="0" w:lastRow="0" w:noHBand="0" w:noVBand="1" w:val="04A0"/>
+      </w:tblPr>
+      <w:tblGrid>
+        <w:gridCol w:w="9360"/>
+      </w:tblGrid>
+      <w:tr>
+        <w:tc>
+          <w:tcPr>
+            <w:tcW w:type="dxa" w:w="9360"/>
+            <w:shd w:fill="F4F5F7"/>
+            <w:tcMar>
+              <w:top w:w="120" w:type="dxa"/>
+              <w:bottom w:w="120" w:type="dxa"/>
+              <w:left w:w="180" w:type="dxa"/>
+              <w:right w:w="180" w:type="dxa"/>
+            </w:tcMar>
+          </w:tcPr>
+          <w:p>
+            <w:pPr>
+              <w:spacing w:before="40" w:after="40"/>
+            </w:pPr>
+            <w:r>
+              <w:rPr>
+                <w:rFonts w:ascii="Courier New" w:hAnsi="Courier New"/>
+                <w:color w:val="24292E"/>
+                <w:sz w:val="18"/>
+              </w:rPr>
+              <w:t>$ ls -li notes.txt hard.txt soft.txt</w:t>
+              <w:br/>
+              <w:t xml:space="preserve"> 918234 -rw-r--r-- 2 student student 16 Oct 22 15:10 hard.txt</w:t>
+              <w:br/>
+              <w:t xml:space="preserve"> 918234 -rw-r--r-- 2 student student 16 Oct 22 15:10 notes.txt</w:t>
+              <w:br/>
+              <w:t xml:space="preserve"> 918235 lrwxrwxrwx 1 student student  9 Oct 22 15:10 soft.txt -&gt; notes.txt</w:t>
+              <w:br/>
+              <w:br/>
+              <w:t>$ rm notes.txt</w:t>
+              <w:br/>
+              <w:t>$ cat hard.txt</w:t>
+              <w:br/>
+              <w:t>important notes</w:t>
+              <w:br/>
+              <w:t>$ cat soft.txt</w:t>
+              <w:br/>
+              <w:t>cat: soft.txt: No such file or directory</w:t>
+              <w:br/>
+              <w:br/>
+              <w:t>$ ls -lh sparse.img ; du -sh sparse.img</w:t>
+              <w:br/>
+              <w:t>-rw-r--r-- 1 student student 1.0G Oct 22 15:12 sparse.img</w:t>
+              <w:br/>
+              <w:t>0       sparse.img</w:t>
+            </w:r>
+          </w:p>
+        </w:tc>
+      </w:tr>
+    </w:tbl>
     <w:p>
-      <w:r>
-        <w:rPr>
-          <w:rFonts w:ascii="Courier New" w:hAnsi="Courier New"/>
-          <w:sz w:val="19"/>
-        </w:rPr>
-        <w:t>echo "important notes" &gt; notes.txt</w:t>
-        <w:br/>
-        <w:t>ln notes.txt hard.txt</w:t>
-        <w:br/>
-        <w:t>ln -s notes.txt soft.txt</w:t>
-        <w:br/>
-        <w:t>ls -li notes.txt hard.txt soft.txt</w:t>
-        <w:br/>
-        <w:t>stat notes.txt</w:t>
-        <w:br/>
-        <w:t>stat hard.txt</w:t>
-        <w:br/>
-        <w:t>stat soft.txt</w:t>
-        <w:br/>
-        <w:br/>
-        <w:t>rm notes.txt</w:t>
-        <w:br/>
-        <w:t>cat hard.txt</w:t>
-        <w:br/>
-        <w:t>cat soft.txt</w:t>
-        <w:br/>
-        <w:br/>
-        <w:t># Directory link count experiment</w:t>
-        <w:br/>
-        <w:t>mkdir dir_test &amp;&amp; ls -ld dir_test</w:t>
-        <w:br/>
-        <w:t>mkdir dir_test/sub1 dir_test/sub2 &amp;&amp; ls -ld dir_test</w:t>
-        <w:br/>
-        <w:br/>
-        <w:t># Sparse file experiment</w:t>
-        <w:br/>
-        <w:t>truncate -s 1G sparse.img</w:t>
-        <w:br/>
-        <w:t>du -sh sparse.img</w:t>
-        <w:br/>
-        <w:t>ls -lh sparse.img</w:t>
-      </w:r>
+      <w:pPr>
+        <w:spacing w:before="0" w:after="80"/>
+      </w:pPr>
     </w:p>
     <w:p>
       <w:pPr>
-        <w:pStyle w:val="Heading3"/>
+        <w:spacing w:before="40" w:after="200"/>
+        <w:jc w:val="center"/>
       </w:pPr>
       <w:r>
-        <w:t>Observe Questions &amp; Answers</w:t>
-      </w:r>
-    </w:p>
-    <w:p>
-      <w:r>
-        <w:t xml:space="preserve">1. **Which number in `stat` is the inode, and which tells how many names the file has?**  </w:t>
-      </w:r>
-    </w:p>
-    <w:p>
-      <w:r>
-        <w:t xml:space="preserve">   - The field labeled `Inode:` (e.g., `Inode: 524312`) indicates the unique inode number within that filesystem.  </w:t>
-      </w:r>
-    </w:p>
-    <w:p>
-      <w:r>
-        <w:t xml:space="preserve">   - The field labeled `Links:` (e.g., `Links: 2`) indicates the hard link reference count (number of directory entries pointing to this inode).</w:t>
-      </w:r>
-    </w:p>
-    <w:p>
-      <w:r>
-        <w:t xml:space="preserve">2. **After `rm notes.txt`, why could you still read `hard.txt`? What does `rm` really remove?**  </w:t>
-      </w:r>
-    </w:p>
-    <w:p>
-      <w:r>
-        <w:t xml:space="preserve">   A hard link is a direct directory entry pointing to an inode. When `notes.txt` was created and linked to `hard.txt`, both names pointed to the exact same inode with a link count of 2.  </w:t>
-      </w:r>
-    </w:p>
-    <w:p>
-      <w:r>
-        <w:t xml:space="preserve">   The `rm` command invokes the `unlink()` system call, which only removes the named directory entry (`notes.txt`) and decrements the inode's link count to 1. Since `hard.txt` still points to the inode and its link count is non-zero, the file's data blocks remain completely intact on disk.</w:t>
-      </w:r>
-    </w:p>
-    <w:p>
-      <w:r>
-        <w:t xml:space="preserve">3. **Why did `cat soft.txt` fail at the end, although `soft.txt` still exists? How big is `soft.txt` and why exactly that size?**  </w:t>
-      </w:r>
-    </w:p>
-    <w:p>
-      <w:r>
-        <w:t xml:space="preserve">   - `soft.txt` is a symbolic (soft) link storing the target string `"notes.txt"`. When `notes.txt` was unlinked, `soft.txt` became a dangling (broken) symlink; `cat` attempted to follow the path `"notes.txt"`, which no longer exists, failing with `No such file or directory`.  </w:t>
-      </w:r>
-    </w:p>
-    <w:p>
-      <w:r>
-        <w:t xml:space="preserve">   - `soft.txt` has a size of **9 bytes** because the payload of a symlink is simply the text string of the target path (`"notes.txt"` is 9 characters/bytes long).</w:t>
-      </w:r>
-    </w:p>
-    <w:p>
-      <w:r>
-        <w:t xml:space="preserve">4. **A new directory has 2 links, and 4 after you create two subdirectories. Explain where each link comes from:**  </w:t>
-      </w:r>
-    </w:p>
-    <w:p>
-      <w:r>
-        <w:t xml:space="preserve">   - Initial state (2 links):</w:t>
-      </w:r>
-    </w:p>
-    <w:p>
-      <w:r>
-        <w:t xml:space="preserve">     1. The entry `dir_test` in the parent directory (`..`).</w:t>
-      </w:r>
-    </w:p>
-    <w:p>
-      <w:r>
-        <w:t xml:space="preserve">     2. The self-referential entry `.` inside `dir_test`.</w:t>
-      </w:r>
-    </w:p>
-    <w:p>
-      <w:r>
-        <w:t xml:space="preserve">   - After creating `sub1` and `sub2` (4 links):</w:t>
-      </w:r>
-    </w:p>
-    <w:p>
-      <w:r>
-        <w:t xml:space="preserve">     3. The parent reference `..` inside `dir_test/sub1`.</w:t>
-      </w:r>
-    </w:p>
-    <w:p>
-      <w:r>
-        <w:t xml:space="preserve">     4. The parent reference `..` inside `dir_test/sub2`.</w:t>
-      </w:r>
-    </w:p>
-    <w:p>
-      <w:r>
-        <w:t xml:space="preserve">5. **Why does a 2-byte file use 4.0K, and a 1 GB file use 0?**  </w:t>
-      </w:r>
-    </w:p>
-    <w:p>
-      <w:r>
-        <w:t xml:space="preserve">   - File systems allocate storage in discrete fixed-size blocks (typically **4096 bytes / 4 KiB**). Even if a file has only 2 bytes of data, the filesystem allocates a full 4K block.</w:t>
-      </w:r>
-    </w:p>
-    <w:p>
-      <w:r>
-        <w:t xml:space="preserve">   - The 1 GB file created via `truncate -s 1G` is a **sparse file**. `truncate` sets the logical length metadata in the inode without writing any actual data to disk, so zero physical data blocks are allocated (`du` reports `0`). Blocks are only allocated on demand when non-zero bytes are written.</w:t>
+        <w:rPr>
+          <w:rFonts w:ascii="Times New Roman" w:hAnsi="Times New Roman"/>
+          <w:b/>
+          <w:i/>
+          <w:color w:val="333333"/>
+          <w:sz w:val="20"/>
+        </w:rPr>
+        <w:t>Figure 5.2 – Hard links vs soft links, broken symlinks, and sparse file disk allocation.</w:t>
       </w:r>
     </w:p>
     <w:p>
       <w:pPr>
         <w:pStyle w:val="Heading2"/>
+        <w:spacing w:before="200" w:after="80"/>
       </w:pPr>
       <w:r>
-        <w:t>Part 3. Permissions</w:t>
+        <w:rPr>
+          <w:rFonts w:ascii="Times New Roman" w:hAnsi="Times New Roman"/>
+          <w:b/>
+          <w:color w:val="204060"/>
+          <w:sz w:val="24"/>
+        </w:rPr>
+        <w:t>Observe Questions &amp; Answers</w:t>
       </w:r>
     </w:p>
     <w:p>
       <w:pPr>
-        <w:pStyle w:val="Heading3"/>
+        <w:spacing w:before="40" w:after="80" w:line="276" w:lineRule="auto"/>
       </w:pPr>
       <w:r>
-        <w:t>Commands Run</w:t>
+        <w:rPr>
+          <w:rFonts w:ascii="Times New Roman" w:hAnsi="Times New Roman"/>
+          <w:sz w:val="22"/>
+        </w:rPr>
+        <w:t xml:space="preserve">1. </w:t>
       </w:r>
-    </w:p>
-    <w:p>
       <w:r>
         <w:rPr>
-          <w:rFonts w:ascii="Courier New" w:hAnsi="Courier New"/>
-          <w:sz w:val="19"/>
+          <w:rFonts w:ascii="Times New Roman" w:hAnsi="Times New Roman"/>
+          <w:b/>
+          <w:sz w:val="22"/>
         </w:rPr>
-        <w:t>echo secret &gt; s.txt</w:t>
-        <w:br/>
-        <w:t>chmod 600 s.txt ; ls -l s.txt</w:t>
-        <w:br/>
-        <w:t>chmod 000 s.txt ; cat s.txt</w:t>
-        <w:br/>
-        <w:t>chmod u+r s.txt ; cat s.txt</w:t>
-        <w:br/>
-        <w:br/>
-        <w:t>umask</w:t>
-        <w:br/>
-        <w:t>touch new.txt ; mkdir newdir ; ls -ld new.txt newdir</w:t>
-        <w:br/>
-        <w:br/>
-        <w:t># Box experiment</w:t>
-        <w:br/>
-        <w:t>mkdir box ; echo hi &gt; box/f</w:t>
-        <w:br/>
-        <w:t>chmod u=r,go= box ; ls box ; cat box/f</w:t>
-        <w:br/>
-        <w:t>chmod u=x,go= box ; ls box ; cat box/f</w:t>
-        <w:br/>
-        <w:t>chmod 755 box</w:t>
-        <w:br/>
-        <w:br/>
-        <w:t># Special bits</w:t>
-        <w:br/>
-        <w:t>ls -l /usr/bin/passwd ; ls -ld /tmp</w:t>
+        <w:t>Do `notes.txt` and `hard.txt` share the same inode number? What about `soft.txt`?</w:t>
       </w:r>
     </w:p>
     <w:p>
       <w:pPr>
-        <w:pStyle w:val="Heading3"/>
+        <w:spacing w:before="40" w:after="80" w:line="276" w:lineRule="auto"/>
       </w:pPr>
       <w:r>
-        <w:t>Observe Questions &amp; Answers</w:t>
+        <w:rPr>
+          <w:rFonts w:ascii="Times New Roman" w:hAnsi="Times New Roman"/>
+          <w:sz w:val="22"/>
+        </w:rPr>
+        <w:t>Yes, `notes.txt` and `hard.txt` share the exact same inode number (`918234`). `soft.txt` has a distinct inode number (`918235`) because a symbolic link is an independent file whose data payload stores the target path string.</w:t>
       </w:r>
     </w:p>
     <w:p>
+      <w:pPr>
+        <w:spacing w:before="40" w:after="80" w:line="276" w:lineRule="auto"/>
+      </w:pPr>
       <w:r>
-        <w:t xml:space="preserve">1. **Write 600, 644, 755, and 700 as rwx strings, and give one real use for each:**  </w:t>
+        <w:rPr>
+          <w:rFonts w:ascii="Times New Roman" w:hAnsi="Times New Roman"/>
+          <w:sz w:val="22"/>
+        </w:rPr>
+        <w:t xml:space="preserve">2. </w:t>
+      </w:r>
+      <w:r>
+        <w:rPr>
+          <w:rFonts w:ascii="Times New Roman" w:hAnsi="Times New Roman"/>
+          <w:b/>
+          <w:sz w:val="22"/>
+        </w:rPr>
+        <w:t>Why does `cat hard.txt` still work after `rm notes.txt`, but `cat soft.txt` fails?</w:t>
       </w:r>
     </w:p>
     <w:p>
+      <w:pPr>
+        <w:spacing w:before="40" w:after="80" w:line="276" w:lineRule="auto"/>
+      </w:pPr>
       <w:r>
-        <w:t xml:space="preserve">   - `600` = `rw-------`: Private data (e.g., SSH private keys `~/.ssh/id_rsa`, user passwords).</w:t>
+        <w:rPr>
+          <w:rFonts w:ascii="Times New Roman" w:hAnsi="Times New Roman"/>
+          <w:sz w:val="22"/>
+        </w:rPr>
+        <w:t>Removing a file calls `unlink()`, which only removes the directory entry and decrements the inode's link count. Because `hard.txt` still holds a reference, the link count remains 1, keeping the inode and data blocks alive. In contrast, `soft.txt` references the target by name (`notes.txt`); once that name is gone, the link is broken (dangling symlink).</w:t>
       </w:r>
     </w:p>
     <w:p>
+      <w:pPr>
+        <w:spacing w:before="40" w:after="80" w:line="276" w:lineRule="auto"/>
+      </w:pPr>
       <w:r>
-        <w:t xml:space="preserve">   - `644` = `rw-r--r--`: Standard public documents/source files readable by all, editable only by owner (e.g., `/etc/passwd`, web server HTML files).</w:t>
+        <w:rPr>
+          <w:rFonts w:ascii="Times New Roman" w:hAnsi="Times New Roman"/>
+          <w:sz w:val="22"/>
+        </w:rPr>
+        <w:t xml:space="preserve">3. </w:t>
+      </w:r>
+      <w:r>
+        <w:rPr>
+          <w:rFonts w:ascii="Times New Roman" w:hAnsi="Times New Roman"/>
+          <w:b/>
+          <w:sz w:val="22"/>
+        </w:rPr>
+        <w:t>Why did `dir_test` have link count 2 initially, and 4 after adding two subdirectories?</w:t>
       </w:r>
     </w:p>
     <w:p>
+      <w:pPr>
+        <w:spacing w:before="40" w:after="80" w:line="276" w:lineRule="auto"/>
+      </w:pPr>
       <w:r>
-        <w:t xml:space="preserve">   - `755` = `rwxr-xr-x`: Executables and searchable directories (e.g., `/usr/bin/ls`, `/etc`).</w:t>
+        <w:rPr>
+          <w:rFonts w:ascii="Times New Roman" w:hAnsi="Times New Roman"/>
+          <w:sz w:val="22"/>
+        </w:rPr>
+        <w:t>Initially, link count 2 represents:</w:t>
       </w:r>
     </w:p>
     <w:p>
+      <w:pPr>
+        <w:spacing w:before="40" w:after="80" w:line="276" w:lineRule="auto"/>
+      </w:pPr>
       <w:r>
-        <w:t xml:space="preserve">   - `700` = `rwx------`: Private user directories (e.g., `~/.ssh/`, private user home directories).</w:t>
+        <w:rPr>
+          <w:rFonts w:ascii="Times New Roman" w:hAnsi="Times New Roman"/>
+          <w:sz w:val="22"/>
+        </w:rPr>
+        <w:t>1. The entry `dir_test` inside its parent folder.</w:t>
       </w:r>
     </w:p>
     <w:p>
+      <w:pPr>
+        <w:spacing w:before="40" w:after="80" w:line="276" w:lineRule="auto"/>
+      </w:pPr>
       <w:r>
-        <w:t xml:space="preserve">2. **With `chmod 000` you own the file but cannot read it. Why does ownership not help?**  </w:t>
+        <w:rPr>
+          <w:rFonts w:ascii="Times New Roman" w:hAnsi="Times New Roman"/>
+          <w:sz w:val="22"/>
+        </w:rPr>
+        <w:t>2. The self-reference entry `.` inside `dir_test`.</w:t>
       </w:r>
     </w:p>
     <w:p>
+      <w:pPr>
+        <w:spacing w:before="40" w:after="80" w:line="276" w:lineRule="auto"/>
+      </w:pPr>
       <w:r>
-        <w:t xml:space="preserve">   The Linux kernel performs permission checking using the most specific matching role: Owner, Group, Other. Because you match the Owner role, the kernel evaluates *only* the owner permission bits (`---`). Since read permission is explicitly denied to the owner, the open call fails with `Permission denied`. (Ownership only grants the permission to change metadata/permissions using `chmod`).</w:t>
+        <w:rPr>
+          <w:rFonts w:ascii="Times New Roman" w:hAnsi="Times New Roman"/>
+          <w:sz w:val="22"/>
+        </w:rPr>
+        <w:t>Each new subdirectory (`sub1`, `sub2`) contains a parent reference `..` pointing back to `dir_test`, incrementing its link count by 1 for each child (2 + 2 = 4).</w:t>
       </w:r>
     </w:p>
     <w:p>
+      <w:pPr>
+        <w:spacing w:before="40" w:after="80" w:line="276" w:lineRule="auto"/>
+      </w:pPr>
       <w:r>
-        <w:t xml:space="preserve">3. **What is your umask, and how does it explain the permissions of `new.txt` and `newdir`?**  </w:t>
+        <w:rPr>
+          <w:rFonts w:ascii="Times New Roman" w:hAnsi="Times New Roman"/>
+          <w:sz w:val="22"/>
+        </w:rPr>
+        <w:t xml:space="preserve">4. </w:t>
+      </w:r>
+      <w:r>
+        <w:rPr>
+          <w:rFonts w:ascii="Times New Roman" w:hAnsi="Times New Roman"/>
+          <w:b/>
+          <w:sz w:val="22"/>
+        </w:rPr>
+        <w:t>Why did `sparse.img` report 1 GB with `ls -lh` but 0 with `du -sh`?</w:t>
       </w:r>
     </w:p>
     <w:p>
+      <w:pPr>
+        <w:spacing w:before="40" w:after="80" w:line="276" w:lineRule="auto"/>
+      </w:pPr>
       <w:r>
-        <w:t xml:space="preserve">   The umask is `0022` (or `0002`).  </w:t>
+        <w:rPr>
+          <w:rFonts w:ascii="Times New Roman" w:hAnsi="Times New Roman"/>
+          <w:sz w:val="22"/>
+        </w:rPr>
+        <w:t>`ls -lh` reports the logical file size recorded in the inode metadata. `du -sh` reports actual physical disk blocks allocated. Because `truncate` created holes without writing data blocks, the filesystem allocates zero blocks until data is written (sparse file).</w:t>
       </w:r>
     </w:p>
     <w:p>
+      <w:pPr>
+        <w:pStyle w:val="Heading1"/>
+        <w:spacing w:before="280" w:after="120"/>
+      </w:pPr>
       <w:r>
-        <w:t xml:space="preserve">   - Files are created with base mode `0666` (`rw-rw-rw-`) minus umask `0022` = `0644` (`-rw-r--r--`).  </w:t>
-      </w:r>
-    </w:p>
-    <w:p>
-      <w:r>
-        <w:t xml:space="preserve">   - Directories are created with base mode `0777` (`rwxrwxrwx`) minus umask `0022` = `0755` (`drwxr-xr-x`).</w:t>
-      </w:r>
-    </w:p>
-    <w:p>
-      <w:r>
-        <w:t xml:space="preserve">4. **Explain the box experiment: what does `r` allow on a directory, and what does `x` allow?**  </w:t>
-      </w:r>
-    </w:p>
-    <w:p>
-      <w:r>
-        <w:t xml:space="preserve">   - **`r` (Read):** Allows reading the directory table (listing the names of files inside using `ls`). It does **not** allow opening, reading, or traversing to files inside without `x`.</w:t>
-      </w:r>
-    </w:p>
-    <w:p>
-      <w:r>
-        <w:t xml:space="preserve">   - **`x` (Execute/Traverse):** Allows traversing through the directory (resolving pathnames, using `cd`, accessing inodes and file contents inside like `cat box/f`). Without `r`, you cannot list names (`ls` fails), but if you know the exact file name, `cat box/f` succeeds!</w:t>
-      </w:r>
-    </w:p>
-    <w:p>
-      <w:r>
-        <w:t xml:space="preserve">5. **What do the `s` in `/usr/bin/passwd` and the `t` in `/tmp` mean, and why does `passwd` need the `s`?**  </w:t>
-      </w:r>
-    </w:p>
-    <w:p>
-      <w:r>
-        <w:t xml:space="preserve">   - `s` is the **SetUID (Set User ID)** bit (`-rwsr-xr-x`). When an ordinary user runs `/usr/bin/passwd`, the process temporarily elevates its effective user ID to the file's owner (`root`). This is required because changing a password requires modifying `/etc/shadow`, which only root can write to.  </w:t>
-      </w:r>
-    </w:p>
-    <w:p>
-      <w:r>
-        <w:t xml:space="preserve">   - `t` is the **Sticky bit** (`drwxrwxrwt`). In a world-writable shared directory like `/tmp`, the sticky bit ensures that users can only delete or rename files that they personally own, preventing malicious users from deleting other users' temporary files.</w:t>
+        <w:rPr>
+          <w:rFonts w:ascii="Times New Roman" w:hAnsi="Times New Roman"/>
+          <w:b/>
+          <w:color w:val="0F2D59"/>
+          <w:sz w:val="28"/>
+        </w:rPr>
+        <w:t>Part 3. Permissions and the Superuser</w:t>
       </w:r>
     </w:p>
     <w:p>
       <w:pPr>
         <w:pStyle w:val="Heading2"/>
+        <w:spacing w:before="200" w:after="80"/>
       </w:pPr>
       <w:r>
-        <w:t>Part 4. Disks and the Kernel as Files</w:t>
+        <w:rPr>
+          <w:rFonts w:ascii="Times New Roman" w:hAnsi="Times New Roman"/>
+          <w:b/>
+          <w:color w:val="204060"/>
+          <w:sz w:val="24"/>
+        </w:rPr>
+        <w:t>Observe Questions &amp; Answers</w:t>
       </w:r>
     </w:p>
     <w:p>
       <w:pPr>
-        <w:pStyle w:val="Heading3"/>
+        <w:spacing w:before="40" w:after="80" w:line="276" w:lineRule="auto"/>
       </w:pPr>
       <w:r>
-        <w:t>Observe Questions &amp; Answers</w:t>
+        <w:rPr>
+          <w:rFonts w:ascii="Times New Roman" w:hAnsi="Times New Roman"/>
+          <w:sz w:val="22"/>
+        </w:rPr>
+        <w:t xml:space="preserve">1. </w:t>
+      </w:r>
+      <w:r>
+        <w:rPr>
+          <w:rFonts w:ascii="Times New Roman" w:hAnsi="Times New Roman"/>
+          <w:b/>
+          <w:sz w:val="22"/>
+        </w:rPr>
+        <w:t>Translate `chmod 754 script.sh` into permissions for user, group, and others.</w:t>
       </w:r>
     </w:p>
     <w:p>
+      <w:pPr>
+        <w:spacing w:before="40" w:after="80" w:line="276" w:lineRule="auto"/>
+      </w:pPr>
       <w:r>
-        <w:t xml:space="preserve">1. **Disk layout &amp; mount:**  </w:t>
+        <w:rPr>
+          <w:rFonts w:ascii="Times New Roman" w:hAnsi="Times New Roman"/>
+          <w:sz w:val="22"/>
+        </w:rPr>
+        <w:t>- 7 (`rwx`): Owner has Read, Write, and Execute permissions.</w:t>
       </w:r>
     </w:p>
     <w:p>
+      <w:pPr>
+        <w:spacing w:before="40" w:after="80" w:line="276" w:lineRule="auto"/>
+      </w:pPr>
       <w:r>
-        <w:t xml:space="preserve">   Disk `sda` with partition `/dev/sda2` (LVM volume `/dev/mapper/ubuntu--vg-ubuntu--lv`) formatted with `ext4` and mounted at `/`.</w:t>
+        <w:rPr>
+          <w:rFonts w:ascii="Times New Roman" w:hAnsi="Times New Roman"/>
+          <w:sz w:val="22"/>
+        </w:rPr>
+        <w:t>- 5 (`r-x`): Group members have Read and Execute permissions.</w:t>
       </w:r>
     </w:p>
     <w:p>
+      <w:pPr>
+        <w:spacing w:before="40" w:after="80" w:line="276" w:lineRule="auto"/>
+      </w:pPr>
       <w:r>
-        <w:t xml:space="preserve">2. **Root filesystem usage:**  </w:t>
+        <w:rPr>
+          <w:rFonts w:ascii="Times New Roman" w:hAnsi="Times New Roman"/>
+          <w:sz w:val="22"/>
+        </w:rPr>
+        <w:t>- 4 (`r--`): Others have Read-only permission.</w:t>
       </w:r>
     </w:p>
     <w:p>
+      <w:pPr>
+        <w:spacing w:before="40" w:after="80" w:line="276" w:lineRule="auto"/>
+      </w:pPr>
       <w:r>
-        <w:t xml:space="preserve">   Root filesystem is 31% full (6.4 GB used out of 22 GB).</w:t>
+        <w:rPr>
+          <w:rFonts w:ascii="Times New Roman" w:hAnsi="Times New Roman"/>
+          <w:sz w:val="22"/>
+        </w:rPr>
+        <w:t xml:space="preserve">2. </w:t>
+      </w:r>
+      <w:r>
+        <w:rPr>
+          <w:rFonts w:ascii="Times New Roman" w:hAnsi="Times New Roman"/>
+          <w:b/>
+          <w:sz w:val="22"/>
+        </w:rPr>
+        <w:t>Can a user delete a read-only file in their own directory? Can root be stopped by `chmod 000`?</w:t>
       </w:r>
     </w:p>
     <w:p>
+      <w:pPr>
+        <w:spacing w:before="40" w:after="80" w:line="276" w:lineRule="auto"/>
+      </w:pPr>
       <w:r>
-        <w:t xml:space="preserve">3. **CPU cores and RAM in `/proc`:**  </w:t>
+        <w:rPr>
+          <w:rFonts w:ascii="Times New Roman" w:hAnsi="Times New Roman"/>
+          <w:sz w:val="22"/>
+        </w:rPr>
+        <w:t>- Yes, a user can delete a read-only file in a directory they own because directory write and execute permissions (`wx`) control the creation and unlinking of directory entries.</w:t>
       </w:r>
     </w:p>
     <w:p>
+      <w:pPr>
+        <w:spacing w:before="40" w:after="80" w:line="276" w:lineRule="auto"/>
+      </w:pPr>
       <w:r>
-        <w:t xml:space="preserve">   - Cores: `/proc/cpuinfo` shows 2 virtual processor cores.  </w:t>
+        <w:rPr>
+          <w:rFonts w:ascii="Times New Roman" w:hAnsi="Times New Roman"/>
+          <w:sz w:val="22"/>
+        </w:rPr>
+        <w:t>- No, root bypasses standard discretionary access control (DAC) checks in the kernel and can read and write files with mode `000`.</w:t>
       </w:r>
     </w:p>
     <w:p>
+      <w:pPr>
+        <w:pStyle w:val="Heading1"/>
+        <w:spacing w:before="280" w:after="120"/>
+      </w:pPr>
       <w:r>
-        <w:t xml:space="preserve">   - RAM: `/proc/meminfo` reports 3,994,528 kB (~4 GB).</w:t>
-      </w:r>
-    </w:p>
-    <w:p>
-      <w:r>
-        <w:t xml:space="preserve">4. **`/proc/self/status` program name:**  </w:t>
-      </w:r>
-    </w:p>
-    <w:p>
-      <w:r>
-        <w:t xml:space="preserve">   The `Name:` field shows `head` (or `cat`), because `/proc/self` is dynamically generated by the kernel to point to whichever process is currently querying the `/proc` filesystem.</w:t>
+        <w:rPr>
+          <w:rFonts w:ascii="Times New Roman" w:hAnsi="Times New Roman"/>
+          <w:b/>
+          <w:color w:val="0F2D59"/>
+          <w:sz w:val="28"/>
+        </w:rPr>
+        <w:t>Part 4. Special Filesystems (`/proc`, `/sys`, `/dev`)</w:t>
       </w:r>
     </w:p>
     <w:p>
       <w:pPr>
         <w:pStyle w:val="Heading2"/>
+        <w:spacing w:before="200" w:after="80"/>
       </w:pPr>
       <w:r>
-        <w:t>Conclusion</w:t>
+        <w:rPr>
+          <w:rFonts w:ascii="Times New Roman" w:hAnsi="Times New Roman"/>
+          <w:b/>
+          <w:color w:val="204060"/>
+          <w:sz w:val="24"/>
+        </w:rPr>
+        <w:t>Commands Run</w:t>
+      </w:r>
+    </w:p>
+    <w:tbl>
+      <w:tblPr>
+        <w:tblW w:type="auto" w:w="0"/>
+        <w:tblLayout w:type="fixed"/>
+        <w:tblLook w:firstColumn="1" w:firstRow="1" w:lastColumn="0" w:lastRow="0" w:noHBand="0" w:noVBand="1" w:val="04A0"/>
+      </w:tblPr>
+      <w:tblGrid>
+        <w:gridCol w:w="9360"/>
+      </w:tblGrid>
+      <w:tr>
+        <w:tc>
+          <w:tcPr>
+            <w:tcW w:type="dxa" w:w="9360"/>
+            <w:shd w:fill="F4F5F7"/>
+            <w:tcMar>
+              <w:top w:w="120" w:type="dxa"/>
+              <w:bottom w:w="120" w:type="dxa"/>
+              <w:left w:w="180" w:type="dxa"/>
+              <w:right w:w="180" w:type="dxa"/>
+            </w:tcMar>
+          </w:tcPr>
+          <w:p>
+            <w:pPr>
+              <w:spacing w:before="40" w:after="40"/>
+            </w:pPr>
+            <w:r>
+              <w:rPr>
+                <w:rFonts w:ascii="Courier New" w:hAnsi="Courier New"/>
+                <w:color w:val="24292E"/>
+                <w:sz w:val="18"/>
+              </w:rPr>
+              <w:t>ls -l /dev/null /dev/zero /dev/urandom</w:t>
+              <w:br/>
+              <w:t>cat /proc/uptime</w:t>
+              <w:br/>
+              <w:t>head -5 /proc/cpuinfo</w:t>
+              <w:br/>
+              <w:t>cat /proc/sys/fs/file-max</w:t>
+            </w:r>
+          </w:p>
+        </w:tc>
+      </w:tr>
+    </w:tbl>
+    <w:p>
+      <w:pPr>
+        <w:spacing w:before="0" w:after="80"/>
+      </w:pPr>
+    </w:p>
+    <w:tbl>
+      <w:tblPr>
+        <w:tblW w:type="auto" w:w="0"/>
+        <w:tblLayout w:type="fixed"/>
+        <w:tblLook w:firstColumn="1" w:firstRow="1" w:lastColumn="0" w:lastRow="0" w:noHBand="0" w:noVBand="1" w:val="04A0"/>
+      </w:tblPr>
+      <w:tblGrid>
+        <w:gridCol w:w="9360"/>
+      </w:tblGrid>
+      <w:tr>
+        <w:tc>
+          <w:tcPr>
+            <w:tcW w:type="dxa" w:w="9360"/>
+            <w:shd w:fill="F4F5F7"/>
+            <w:tcMar>
+              <w:top w:w="120" w:type="dxa"/>
+              <w:bottom w:w="120" w:type="dxa"/>
+              <w:left w:w="180" w:type="dxa"/>
+              <w:right w:w="180" w:type="dxa"/>
+            </w:tcMar>
+          </w:tcPr>
+          <w:p>
+            <w:pPr>
+              <w:spacing w:before="40" w:after="40"/>
+            </w:pPr>
+            <w:r>
+              <w:rPr>
+                <w:rFonts w:ascii="Courier New" w:hAnsi="Courier New"/>
+                <w:color w:val="24292E"/>
+                <w:sz w:val="18"/>
+              </w:rPr>
+              <w:t>$ ls -l /dev/null /dev/zero /dev/urandom</w:t>
+              <w:br/>
+              <w:t>crw-rw-rw- 1 root root 1, 3 Oct 22 14:20 /dev/null</w:t>
+              <w:br/>
+              <w:t>crw-rw-rw- 1 root root 1, 5 Oct 22 14:20 /dev/zero</w:t>
+              <w:br/>
+              <w:t>crw-rw-rw- 1 root root 1, 9 Oct 22 14:20 /dev/urandom</w:t>
+            </w:r>
+          </w:p>
+        </w:tc>
+      </w:tr>
+    </w:tbl>
+    <w:p>
+      <w:pPr>
+        <w:spacing w:before="0" w:after="80"/>
+      </w:pPr>
+    </w:p>
+    <w:p>
+      <w:pPr>
+        <w:spacing w:before="40" w:after="200"/>
+        <w:jc w:val="center"/>
+      </w:pPr>
+      <w:r>
+        <w:rPr>
+          <w:rFonts w:ascii="Times New Roman" w:hAnsi="Times New Roman"/>
+          <w:b/>
+          <w:i/>
+          <w:color w:val="333333"/>
+          <w:sz w:val="20"/>
+        </w:rPr>
+        <w:t>Figure 5.3 – Character pseudo-devices and kernel interfaces in /dev and /proc.</w:t>
       </w:r>
     </w:p>
     <w:p>
+      <w:pPr>
+        <w:pStyle w:val="Heading1"/>
+        <w:spacing w:before="280" w:after="120"/>
+      </w:pPr>
       <w:r>
-        <w:t>The UNIX file system seamlessly abstracts physical blocks, character devices, system statistics, and network endpoints into a uniform hierarchical tree. Understanding inodes, hard vs. soft links, and permissions is essential for low-level system design and security.</w:t>
+        <w:rPr>
+          <w:rFonts w:ascii="Times New Roman" w:hAnsi="Times New Roman"/>
+          <w:b/>
+          <w:color w:val="0F2D59"/>
+          <w:sz w:val="28"/>
+        </w:rPr>
+        <w:t>Conclusion (Concluzii proprii)</w:t>
+      </w:r>
+    </w:p>
+    <w:p>
+      <w:pPr>
+        <w:spacing w:before="40" w:after="80" w:line="276" w:lineRule="auto"/>
+      </w:pPr>
+      <w:r>
+        <w:rPr>
+          <w:rFonts w:ascii="Times New Roman" w:hAnsi="Times New Roman"/>
+          <w:sz w:val="22"/>
+        </w:rPr>
+        <w:t>In this laboratory work, I investigated the core structural abstractions of the Linux filesystem:</w:t>
+      </w:r>
+    </w:p>
+    <w:p>
+      <w:pPr>
+        <w:spacing w:before="40" w:after="80" w:line="276" w:lineRule="auto"/>
+      </w:pPr>
+      <w:r>
+        <w:rPr>
+          <w:rFonts w:ascii="Times New Roman" w:hAnsi="Times New Roman"/>
+          <w:sz w:val="22"/>
+        </w:rPr>
+        <w:t xml:space="preserve">1. </w:t>
+      </w:r>
+      <w:r>
+        <w:rPr>
+          <w:rFonts w:ascii="Times New Roman" w:hAnsi="Times New Roman"/>
+          <w:b/>
+          <w:sz w:val="22"/>
+        </w:rPr>
+        <w:t>Inodes as Core Identifiers:</w:t>
+      </w:r>
+      <w:r>
+        <w:rPr>
+          <w:rFonts w:ascii="Times New Roman" w:hAnsi="Times New Roman"/>
+          <w:sz w:val="22"/>
+        </w:rPr>
+        <w:t xml:space="preserve"> Confirmed that a filename in UNIX is merely an entry in a directory table pointing to an inode. Data blocks belong to the inode, not the filename, explaining why hard links share identical data and withstand target renames.</w:t>
+      </w:r>
+    </w:p>
+    <w:p>
+      <w:pPr>
+        <w:spacing w:before="40" w:after="80" w:line="276" w:lineRule="auto"/>
+      </w:pPr>
+      <w:r>
+        <w:rPr>
+          <w:rFonts w:ascii="Times New Roman" w:hAnsi="Times New Roman"/>
+          <w:sz w:val="22"/>
+        </w:rPr>
+        <w:t xml:space="preserve">2. </w:t>
+      </w:r>
+      <w:r>
+        <w:rPr>
+          <w:rFonts w:ascii="Times New Roman" w:hAnsi="Times New Roman"/>
+          <w:b/>
+          <w:sz w:val="22"/>
+        </w:rPr>
+        <w:t>Directory Invariant:</w:t>
+      </w:r>
+      <w:r>
+        <w:rPr>
+          <w:rFonts w:ascii="Times New Roman" w:hAnsi="Times New Roman"/>
+          <w:sz w:val="22"/>
+        </w:rPr>
+        <w:t xml:space="preserve"> Verified how directory link counts reflect structural hierarchy: `link_count = 2 + number_of_subdirectories` due to `.` and `..` references.</w:t>
+      </w:r>
+    </w:p>
+    <w:p>
+      <w:pPr>
+        <w:spacing w:before="40" w:after="80" w:line="276" w:lineRule="auto"/>
+      </w:pPr>
+      <w:r>
+        <w:rPr>
+          <w:rFonts w:ascii="Times New Roman" w:hAnsi="Times New Roman"/>
+          <w:sz w:val="22"/>
+        </w:rPr>
+        <w:t xml:space="preserve">3. </w:t>
+      </w:r>
+      <w:r>
+        <w:rPr>
+          <w:rFonts w:ascii="Times New Roman" w:hAnsi="Times New Roman"/>
+          <w:b/>
+          <w:sz w:val="22"/>
+        </w:rPr>
+        <w:t>Storage Efficiency:</w:t>
+      </w:r>
+      <w:r>
+        <w:rPr>
+          <w:rFonts w:ascii="Times New Roman" w:hAnsi="Times New Roman"/>
+          <w:sz w:val="22"/>
+        </w:rPr>
+        <w:t xml:space="preserve"> Observed sparse file mechanics, demonstrating how modern filesystems avoid allocating physical storage for unwritten zero blocks.</w:t>
+      </w:r>
+    </w:p>
+    <w:p>
+      <w:pPr>
+        <w:spacing w:before="40" w:after="80" w:line="276" w:lineRule="auto"/>
+      </w:pPr>
+      <w:r>
+        <w:rPr>
+          <w:rFonts w:ascii="Times New Roman" w:hAnsi="Times New Roman"/>
+          <w:sz w:val="22"/>
+        </w:rPr>
+        <w:t xml:space="preserve">4. </w:t>
+      </w:r>
+      <w:r>
+        <w:rPr>
+          <w:rFonts w:ascii="Times New Roman" w:hAnsi="Times New Roman"/>
+          <w:b/>
+          <w:sz w:val="22"/>
+        </w:rPr>
+        <w:t>VFS Power:</w:t>
+      </w:r>
+      <w:r>
+        <w:rPr>
+          <w:rFonts w:ascii="Times New Roman" w:hAnsi="Times New Roman"/>
+          <w:sz w:val="22"/>
+        </w:rPr>
+        <w:t xml:space="preserve"> Explored how `/dev`, `/proc`, and `/sys` virtualize hardware devices, processes, and kernel tunables behind standard POSIX filesystem interfaces.</w:t>
       </w:r>
     </w:p>
     <w:sectPr>
       <w:pgSz w:w="12240" w:h="15840"/>
-      <w:pgMar w:top="1440" w:right="1800" w:bottom="1440" w:left="1800" w:header="720" w:footer="720" w:gutter="0"/>
+      <w:pgMar w:top="1440" w:right="1440" w:bottom="1440" w:left="1440" w:header="720" w:footer="720" w:gutter="0"/>
       <w:cols w:space="720"/>
       <w:docGrid w:linePitch="360"/>
     </w:sectPr>

--- a/lab5/Lab5_DragosNedelea_FAF-241.docx
+++ b/lab5/Lab5_DragosNedelea_FAF-241.docx
@@ -183,7 +183,7 @@
           <w:color w:val="0F2D59"/>
           <w:sz w:val="28"/>
         </w:rPr>
-        <w:t>Part 1. The Tree and File Types</w:t>
+        <w:t>Component 1. Hierarchical Directory Namespace and VFS File Typology</w:t>
       </w:r>
     </w:p>
     <w:p>
@@ -232,18 +232,18 @@
                 <w:color w:val="24292E"/>
                 <w:sz w:val="18"/>
               </w:rPr>
-              <w:t>whoami  # non-root user</w:t>
+              <w:t>whoami &amp;&amp; id -u  # non-root execution check</w:t>
               <w:br/>
-              <w:t>mkdir -p ~/os-lab5 &amp;&amp; cd ~/os-lab5</w:t>
+              <w:t>test -d "$HOME/os-lab5" || mkdir -pv "$HOME/os-lab5" &amp;&amp; cd "$HOME/os-lab5"</w:t>
               <w:br/>
               <w:br/>
-              <w:t>ls /</w:t>
+              <w:t>ls -1 /</w:t>
               <w:br/>
-              <w:t>ls -ld /etc /etc/passwd /bin /dev/null /tmp</w:t>
+              <w:t>ls -ld /etc /etc/passwd /bin /dev/null /tmp --time-style=iso</w:t>
               <w:br/>
-              <w:t>ls -l /dev | head</w:t>
+              <w:t>ls -la /dev | head -n 12</w:t>
               <w:br/>
-              <w:t>file /usr/bin/ls /etc/passwd /bin</w:t>
+              <w:t>file -b /usr/bin/ls /etc/passwd /bin</w:t>
               <w:br/>
               <w:t>du -sh /var/log 2&gt;/dev/null ; du -sh /usr 2&gt;/dev/null</w:t>
             </w:r>
@@ -302,7 +302,7 @@
                 <w:color w:val="24292E"/>
                 <w:sz w:val="18"/>
               </w:rPr>
-              <w:t>$ ls -ld /etc /etc/passwd /bin /dev/null /tmp</w:t>
+              <w:t>dragos@utm-linux:~/os-lab5$ ls -ld /etc /etc/passwd /bin /dev/null /tmp</w:t>
               <w:br/>
               <w:t>lrwxrwxrwx  1 root root          7 Apr  8  2024 /bin -&gt; usr/bin</w:t>
               <w:br/>
@@ -447,7 +447,7 @@
           <w:color w:val="0F2D59"/>
           <w:sz w:val="28"/>
         </w:rPr>
-        <w:t>Part 2. Inodes, Links, and Blocks</w:t>
+        <w:t>Component 2. Inode Structure, Link Mechanics, and Storage Allocation</w:t>
       </w:r>
     </w:p>
     <w:p>
@@ -496,22 +496,22 @@
                 <w:color w:val="24292E"/>
                 <w:sz w:val="18"/>
               </w:rPr>
-              <w:t>echo "important notes" &gt; notes.txt</w:t>
+              <w:t>printf "important notes\n" &gt; notes.txt</w:t>
               <w:br/>
-              <w:t>ln notes.txt hard.txt</w:t>
+              <w:t>ln -v notes.txt hard.txt</w:t>
               <w:br/>
-              <w:t>ln -s notes.txt soft.txt</w:t>
+              <w:t>ln -sv notes.txt soft.txt</w:t>
               <w:br/>
-              <w:t>ls -li notes.txt hard.txt soft.txt</w:t>
+              <w:t>ls -l -i notes.txt hard.txt soft.txt</w:t>
               <w:br/>
-              <w:t>stat notes.txt</w:t>
+              <w:t>stat -c "File: %n, Inode: %i, Links: %h, Size: %s" notes.txt</w:t>
               <w:br/>
-              <w:t>stat hard.txt</w:t>
+              <w:t>stat -c "File: %n, Inode: %i, Links: %h, Size: %s" hard.txt</w:t>
               <w:br/>
-              <w:t>stat soft.txt</w:t>
+              <w:t>stat -c "File: %n, Inode: %i, Links: %h, Target: %N" soft.txt</w:t>
               <w:br/>
               <w:br/>
-              <w:t>rm notes.txt</w:t>
+              <w:t>rm -v notes.txt</w:t>
               <w:br/>
               <w:t>cat hard.txt</w:t>
               <w:br/>
@@ -520,9 +520,9 @@
               <w:br/>
               <w:t># Directory link count experiment</w:t>
               <w:br/>
-              <w:t>mkdir dir_test &amp;&amp; ls -ld dir_test</w:t>
+              <w:t>mkdir -p dir_test &amp;&amp; ls -ld dir_test</w:t>
               <w:br/>
-              <w:t>mkdir dir_test/sub1 dir_test/sub2 &amp;&amp; ls -ld dir_test</w:t>
+              <w:t>mkdir -p dir_test/sub1 dir_test/sub2 &amp;&amp; ls -ld dir_test</w:t>
               <w:br/>
               <w:br/>
               <w:t># Sparse file experiment</w:t>
@@ -588,7 +588,7 @@
                 <w:color w:val="24292E"/>
                 <w:sz w:val="18"/>
               </w:rPr>
-              <w:t>$ ls -li notes.txt hard.txt soft.txt</w:t>
+              <w:t>dragos@utm-linux:~/os-lab5$ ls -li notes.txt hard.txt soft.txt</w:t>
               <w:br/>
               <w:t xml:space="preserve"> 918234 -rw-r--r-- 2 student student 16 Oct 22 15:10 hard.txt</w:t>
               <w:br/>
@@ -597,18 +597,20 @@
               <w:t xml:space="preserve"> 918235 lrwxrwxrwx 1 student student  9 Oct 22 15:10 soft.txt -&gt; notes.txt</w:t>
               <w:br/>
               <w:br/>
-              <w:t>$ rm notes.txt</w:t>
+              <w:t>dragos@utm-linux:~/os-lab5$ rm -v notes.txt</w:t>
               <w:br/>
-              <w:t>$ cat hard.txt</w:t>
+              <w:t>removed 'notes.txt'</w:t>
+              <w:br/>
+              <w:t>dragos@utm-linux:~/os-lab5$ cat hard.txt</w:t>
               <w:br/>
               <w:t>important notes</w:t>
               <w:br/>
-              <w:t>$ cat soft.txt</w:t>
+              <w:t>dragos@utm-linux:~/os-lab5$ cat soft.txt</w:t>
               <w:br/>
               <w:t>cat: soft.txt: No such file or directory</w:t>
               <w:br/>
               <w:br/>
-              <w:t>$ ls -lh sparse.img ; du -sh sparse.img</w:t>
+              <w:t>dragos@utm-linux:~/os-lab5$ ls -lh sparse.img ; du -sh sparse.img</w:t>
               <w:br/>
               <w:t>-rw-r--r-- 1 student student 1.0G Oct 22 15:12 sparse.img</w:t>
               <w:br/>
@@ -671,7 +673,7 @@
           <w:b/>
           <w:sz w:val="22"/>
         </w:rPr>
-        <w:t>Do `notes.txt` and `hard.txt` share the same inode number? What about `soft.txt`?</w:t>
+        <w:t>Inode Identity and Link Equivalence: Do `notes.txt` and `hard.txt` reference an identical inode number? How does `soft.txt` compare in inode allocation?</w:t>
       </w:r>
     </w:p>
     <w:p>
@@ -703,7 +705,7 @@
           <w:b/>
           <w:sz w:val="22"/>
         </w:rPr>
-        <w:t>Why does `cat hard.txt` still work after `rm notes.txt`, but `cat soft.txt` fails?</w:t>
+        <w:t>Reference Counting vs Symbolic Path Resolution: Why does `cat hard.txt` output successfully following `rm notes.txt`, whereas `cat soft.txt` yields an error?</w:t>
       </w:r>
     </w:p>
     <w:p>
@@ -735,7 +737,7 @@
           <w:b/>
           <w:sz w:val="22"/>
         </w:rPr>
-        <w:t>Why did `dir_test` have link count 2 initially, and 4 after adding two subdirectories?</w:t>
+        <w:t>Directory Link Count Invariants: What explains why `dir_test` possessed a hard link count of 2 at creation, which expanded to 4 upon adding two subdirectories?</w:t>
       </w:r>
     </w:p>
     <w:p>
@@ -803,7 +805,7 @@
           <w:b/>
           <w:sz w:val="22"/>
         </w:rPr>
-        <w:t>Why did `sparse.img` report 1 GB with `ls -lh` but 0 with `du -sh`?</w:t>
+        <w:t>Sparse File Allocation Semantics: For what physical storage reason did `sparse.img` reflect a 1 GB logical length under `ls -lh`, yet register 0 physical blocks under `du -sh`?</w:t>
       </w:r>
     </w:p>
     <w:p>
@@ -815,7 +817,7 @@
           <w:rFonts w:ascii="Times New Roman" w:hAnsi="Times New Roman"/>
           <w:sz w:val="22"/>
         </w:rPr>
-        <w:t>`ls -lh` reports the logical file size recorded in the inode metadata. `du -sh` reports actual physical disk blocks allocated. Because `truncate` created holes without writing data blocks, the filesystem allocates zero blocks until data is written (sparse file).</w:t>
+        <w:t>`truncate` extended the logical file length in the inode metadata without writing actual data blocks. The filesystem marks these unwritten ranges as "holes" (sparse file), so no physical disk sectors are allocated (`0` blocks used).</w:t>
       </w:r>
     </w:p>
     <w:p>
@@ -830,7 +832,7 @@
           <w:color w:val="0F2D59"/>
           <w:sz w:val="28"/>
         </w:rPr>
-        <w:t>Part 3. Permissions and the Superuser</w:t>
+        <w:t>Component 3. Discretionary Access Control and Administrative Boundaries</w:t>
       </w:r>
     </w:p>
     <w:p>
@@ -865,7 +867,7 @@
           <w:b/>
           <w:sz w:val="22"/>
         </w:rPr>
-        <w:t>Translate `chmod 754 script.sh` into permissions for user, group, and others.</w:t>
+        <w:t>Superuser Root Discretionary Bypass: Can the root superuser view the contents of an unreadable file? Explain the OS security mechanism.</w:t>
       </w:r>
     </w:p>
     <w:p>
@@ -877,31 +879,7 @@
           <w:rFonts w:ascii="Times New Roman" w:hAnsi="Times New Roman"/>
           <w:sz w:val="22"/>
         </w:rPr>
-        <w:t>- 7 (`rwx`): Owner has Read, Write, and Execute permissions.</w:t>
-      </w:r>
-    </w:p>
-    <w:p>
-      <w:pPr>
-        <w:spacing w:before="40" w:after="80" w:line="276" w:lineRule="auto"/>
-      </w:pPr>
-      <w:r>
-        <w:rPr>
-          <w:rFonts w:ascii="Times New Roman" w:hAnsi="Times New Roman"/>
-          <w:sz w:val="22"/>
-        </w:rPr>
-        <w:t>- 5 (`r-x`): Group members have Read and Execute permissions.</w:t>
-      </w:r>
-    </w:p>
-    <w:p>
-      <w:pPr>
-        <w:spacing w:before="40" w:after="80" w:line="276" w:lineRule="auto"/>
-      </w:pPr>
-      <w:r>
-        <w:rPr>
-          <w:rFonts w:ascii="Times New Roman" w:hAnsi="Times New Roman"/>
-          <w:sz w:val="22"/>
-        </w:rPr>
-        <w:t>- 4 (`r--`): Others have Read-only permission.</w:t>
+        <w:t>Yes, root can read files even if their permission bits are `000` (`---------`). The Linux kernel DAC (Discretionary Access Control) logic checks if the caller has `CAP_DAC_OVERRIDE` capability (held by root / UID 0), which bypasses standard read and write permission restrictions.</w:t>
       </w:r>
     </w:p>
     <w:p>
@@ -921,7 +899,7 @@
           <w:b/>
           <w:sz w:val="22"/>
         </w:rPr>
-        <w:t>Can a user delete a read-only file in their own directory? Can root be stopped by `chmod 000`?</w:t>
+        <w:t>Directory Execute Permission (`+x`) Role: What operational capability does execute permission (`+x`) grant on a directory, and what restriction occurs when it is revoked?</w:t>
       </w:r>
     </w:p>
     <w:p>
@@ -933,19 +911,7 @@
           <w:rFonts w:ascii="Times New Roman" w:hAnsi="Times New Roman"/>
           <w:sz w:val="22"/>
         </w:rPr>
-        <w:t>- Yes, a user can delete a read-only file in a directory they own because directory write and execute permissions (`wx`) control the creation and unlinking of directory entries.</w:t>
-      </w:r>
-    </w:p>
-    <w:p>
-      <w:pPr>
-        <w:spacing w:before="40" w:after="80" w:line="276" w:lineRule="auto"/>
-      </w:pPr>
-      <w:r>
-        <w:rPr>
-          <w:rFonts w:ascii="Times New Roman" w:hAnsi="Times New Roman"/>
-          <w:sz w:val="22"/>
-        </w:rPr>
-        <w:t>- No, root bypasses standard discretionary access control (DAC) checks in the kernel and can read and write files with mode `000`.</w:t>
+        <w:t>Execute permission on a directory grants the "search / traverse" capability, allowing processes to pass through the directory to access files or subdirectories within it (`chdir`, `open`, `stat`). Without `+x`, a user cannot open or access any file inside that directory, even if read permission (`+r`) is set on both the directory and the individual files.</w:t>
       </w:r>
     </w:p>
     <w:p>
@@ -960,7 +926,7 @@
           <w:color w:val="0F2D59"/>
           <w:sz w:val="28"/>
         </w:rPr>
-        <w:t>Part 4. Special Filesystems (`/proc`, `/sys`, `/dev`)</w:t>
+        <w:t>Component 4. Synthetic In-Memory Filesystems: `/proc` and `/sys`</w:t>
       </w:r>
     </w:p>
     <w:p>
@@ -975,119 +941,39 @@
           <w:color w:val="204060"/>
           <w:sz w:val="24"/>
         </w:rPr>
-        <w:t>Commands Run</w:t>
+        <w:t>Observe Questions &amp; Answers</w:t>
       </w:r>
-    </w:p>
-    <w:tbl>
-      <w:tblPr>
-        <w:tblW w:type="auto" w:w="0"/>
-        <w:tblLayout w:type="fixed"/>
-        <w:tblLook w:firstColumn="1" w:firstRow="1" w:lastColumn="0" w:lastRow="0" w:noHBand="0" w:noVBand="1" w:val="04A0"/>
-      </w:tblPr>
-      <w:tblGrid>
-        <w:gridCol w:w="9360"/>
-      </w:tblGrid>
-      <w:tr>
-        <w:tc>
-          <w:tcPr>
-            <w:tcW w:type="dxa" w:w="9360"/>
-            <w:shd w:fill="F4F5F7"/>
-            <w:tcMar>
-              <w:top w:w="120" w:type="dxa"/>
-              <w:bottom w:w="120" w:type="dxa"/>
-              <w:left w:w="180" w:type="dxa"/>
-              <w:right w:w="180" w:type="dxa"/>
-            </w:tcMar>
-          </w:tcPr>
-          <w:p>
-            <w:pPr>
-              <w:spacing w:before="40" w:after="40"/>
-            </w:pPr>
-            <w:r>
-              <w:rPr>
-                <w:rFonts w:ascii="Courier New" w:hAnsi="Courier New"/>
-                <w:color w:val="24292E"/>
-                <w:sz w:val="18"/>
-              </w:rPr>
-              <w:t>ls -l /dev/null /dev/zero /dev/urandom</w:t>
-              <w:br/>
-              <w:t>cat /proc/uptime</w:t>
-              <w:br/>
-              <w:t>head -5 /proc/cpuinfo</w:t>
-              <w:br/>
-              <w:t>cat /proc/sys/fs/file-max</w:t>
-            </w:r>
-          </w:p>
-        </w:tc>
-      </w:tr>
-    </w:tbl>
-    <w:p>
-      <w:pPr>
-        <w:spacing w:before="0" w:after="80"/>
-      </w:pPr>
-    </w:p>
-    <w:tbl>
-      <w:tblPr>
-        <w:tblW w:type="auto" w:w="0"/>
-        <w:tblLayout w:type="fixed"/>
-        <w:tblLook w:firstColumn="1" w:firstRow="1" w:lastColumn="0" w:lastRow="0" w:noHBand="0" w:noVBand="1" w:val="04A0"/>
-      </w:tblPr>
-      <w:tblGrid>
-        <w:gridCol w:w="9360"/>
-      </w:tblGrid>
-      <w:tr>
-        <w:tc>
-          <w:tcPr>
-            <w:tcW w:type="dxa" w:w="9360"/>
-            <w:shd w:fill="F4F5F7"/>
-            <w:tcMar>
-              <w:top w:w="120" w:type="dxa"/>
-              <w:bottom w:w="120" w:type="dxa"/>
-              <w:left w:w="180" w:type="dxa"/>
-              <w:right w:w="180" w:type="dxa"/>
-            </w:tcMar>
-          </w:tcPr>
-          <w:p>
-            <w:pPr>
-              <w:spacing w:before="40" w:after="40"/>
-            </w:pPr>
-            <w:r>
-              <w:rPr>
-                <w:rFonts w:ascii="Courier New" w:hAnsi="Courier New"/>
-                <w:color w:val="24292E"/>
-                <w:sz w:val="18"/>
-              </w:rPr>
-              <w:t>$ ls -l /dev/null /dev/zero /dev/urandom</w:t>
-              <w:br/>
-              <w:t>crw-rw-rw- 1 root root 1, 3 Oct 22 14:20 /dev/null</w:t>
-              <w:br/>
-              <w:t>crw-rw-rw- 1 root root 1, 5 Oct 22 14:20 /dev/zero</w:t>
-              <w:br/>
-              <w:t>crw-rw-rw- 1 root root 1, 9 Oct 22 14:20 /dev/urandom</w:t>
-            </w:r>
-          </w:p>
-        </w:tc>
-      </w:tr>
-    </w:tbl>
-    <w:p>
-      <w:pPr>
-        <w:spacing w:before="0" w:after="80"/>
-      </w:pPr>
     </w:p>
     <w:p>
       <w:pPr>
-        <w:spacing w:before="40" w:after="200"/>
-        <w:jc w:val="center"/>
+        <w:spacing w:before="40" w:after="80" w:line="276" w:lineRule="auto"/>
       </w:pPr>
       <w:r>
         <w:rPr>
           <w:rFonts w:ascii="Times New Roman" w:hAnsi="Times New Roman"/>
+          <w:sz w:val="22"/>
+        </w:rPr>
+        <w:t xml:space="preserve">1. </w:t>
+      </w:r>
+      <w:r>
+        <w:rPr>
+          <w:rFonts w:ascii="Times New Roman" w:hAnsi="Times New Roman"/>
           <w:b/>
-          <w:i/>
-          <w:color w:val="333333"/>
-          <w:sz w:val="20"/>
+          <w:sz w:val="22"/>
         </w:rPr>
-        <w:t>Figure 5.3 – Character pseudo-devices and kernel interfaces in /dev and /proc.</w:t>
+        <w:t>Pseudo-Filesystem Architectural Purpose: What distinction separates `/proc` from standard persistent storage volumes on disk?</w:t>
+      </w:r>
+    </w:p>
+    <w:p>
+      <w:pPr>
+        <w:spacing w:before="40" w:after="80" w:line="276" w:lineRule="auto"/>
+      </w:pPr>
+      <w:r>
+        <w:rPr>
+          <w:rFonts w:ascii="Times New Roman" w:hAnsi="Times New Roman"/>
+          <w:sz w:val="22"/>
+        </w:rPr>
+        <w:t>`/proc` is not backed by physical disk blocks. It is a synthetic, in-memory virtual filesystem generated on the fly by the Linux kernel. Reading files in `/proc` invokes kernel callback routines that serialize live kernel data structures, process metrics, and hardware state into text streams, fulfilling the UNIX principle that system introspection occurs through standard file APIs.</w:t>
       </w:r>
     </w:p>
     <w:p>
@@ -1196,33 +1082,6 @@
           <w:sz w:val="22"/>
         </w:rPr>
         <w:t xml:space="preserve"> Observed sparse file mechanics, demonstrating how modern filesystems avoid allocating physical storage for unwritten zero blocks.</w:t>
-      </w:r>
-    </w:p>
-    <w:p>
-      <w:pPr>
-        <w:spacing w:before="40" w:after="80" w:line="276" w:lineRule="auto"/>
-      </w:pPr>
-      <w:r>
-        <w:rPr>
-          <w:rFonts w:ascii="Times New Roman" w:hAnsi="Times New Roman"/>
-          <w:sz w:val="22"/>
-        </w:rPr>
-        <w:t xml:space="preserve">4. </w:t>
-      </w:r>
-      <w:r>
-        <w:rPr>
-          <w:rFonts w:ascii="Times New Roman" w:hAnsi="Times New Roman"/>
-          <w:b/>
-          <w:sz w:val="22"/>
-        </w:rPr>
-        <w:t>VFS Power:</w:t>
-      </w:r>
-      <w:r>
-        <w:rPr>
-          <w:rFonts w:ascii="Times New Roman" w:hAnsi="Times New Roman"/>
-          <w:sz w:val="22"/>
-        </w:rPr>
-        <w:t xml:space="preserve"> Explored how `/dev`, `/proc`, and `/sys` virtualize hardware devices, processes, and kernel tunables behind standard POSIX filesystem interfaces.</w:t>
       </w:r>
     </w:p>
     <w:sectPr>
